--- a/TS-Kramam/TS-6.2/TS 6.2 Sanskrit Krama Paatam Corrections.docx
+++ b/TS-Kramam/TS-6.2/TS 6.2 Sanskrit Krama Paatam Corrections.docx
@@ -101,9 +101,8 @@
           <w:szCs w:val="32"/>
           <w:u w:val="single"/>
         </w:rPr>
-        <w:t xml:space="preserve">Observed </w:t>
+        <w:t xml:space="preserve">Observed till </w:t>
       </w:r>
-      <w:proofErr w:type="gramStart"/>
       <w:r>
         <w:rPr>
           <w:b/>
@@ -112,20 +111,8 @@
           <w:szCs w:val="32"/>
           <w:u w:val="single"/>
         </w:rPr>
-        <w:t xml:space="preserve">till </w:t>
+        <w:t>31st Oct 2026</w:t>
       </w:r>
-      <w:r>
-        <w:rPr>
-          <w:b/>
-          <w:bCs/>
-          <w:sz w:val="32"/>
-          <w:szCs w:val="32"/>
-          <w:highlight w:val="red"/>
-          <w:u w:val="single"/>
-        </w:rPr>
-        <w:t>????</w:t>
-      </w:r>
-      <w:proofErr w:type="gramEnd"/>
     </w:p>
     <w:p>
       <w:pPr>
@@ -3733,9 +3720,6 @@
     </w:tbl>
     <w:p>
       <w:pPr>
-        <w:pBdr>
-          <w:bottom w:val="double" w:sz="6" w:space="1" w:color="auto"/>
-        </w:pBdr>
         <w:jc w:val="center"/>
         <w:rPr>
           <w:b/>
@@ -3745,6 +3729,16 @@
           <w:u w:val="single"/>
         </w:rPr>
       </w:pPr>
+      <w:r>
+        <w:rPr>
+          <w:b/>
+          <w:bCs/>
+          <w:sz w:val="32"/>
+          <w:szCs w:val="32"/>
+          <w:u w:val="single"/>
+        </w:rPr>
+        <w:t>============</w:t>
+      </w:r>
     </w:p>
     <w:p>
       <w:pPr>
@@ -6535,17 +6529,7 @@
                 <w:sz w:val="40"/>
                 <w:szCs w:val="40"/>
               </w:rPr>
-              <w:t xml:space="preserve">ëÉiÉ×þurÉÉlÉç </w:t>
-            </w:r>
-            <w:proofErr w:type="gramStart"/>
-            <w:r>
-              <w:rPr>
-                <w:rFonts w:ascii="BRH Devanagari Extra" w:hAnsi="BRH Devanagari Extra" w:cs="BRH Devanagari Extra"/>
-                <w:color w:val="000000"/>
-                <w:sz w:val="40"/>
-                <w:szCs w:val="40"/>
-              </w:rPr>
-              <w:t xml:space="preserve">| </w:t>
+              <w:t xml:space="preserve">ëÉiÉ×þurÉÉlÉç | </w:t>
             </w:r>
             <w:r>
               <w:rPr>
@@ -6557,7 +6541,6 @@
               </w:rPr>
               <w:t xml:space="preserve"> (</w:t>
             </w:r>
-            <w:proofErr w:type="gramEnd"/>
             <w:r>
               <w:rPr>
                 <w:b/>
@@ -6632,31 +6615,22 @@
                 <w:b/>
                 <w:bCs/>
               </w:rPr>
-              <w:t xml:space="preserve">Separator </w:t>
-            </w:r>
-            <w:proofErr w:type="gramStart"/>
+              <w:t>Separator removed</w:t>
+            </w:r>
             <w:r>
               <w:rPr>
                 <w:b/>
                 <w:bCs/>
               </w:rPr>
-              <w:t>removed</w:t>
+              <w:t xml:space="preserve"> </w:t>
             </w:r>
             <w:r>
               <w:rPr>
                 <w:b/>
                 <w:bCs/>
               </w:rPr>
-              <w:t xml:space="preserve"> </w:t>
-            </w:r>
-            <w:r>
-              <w:rPr>
-                <w:b/>
-                <w:bCs/>
-              </w:rPr>
               <w:t>)</w:t>
             </w:r>
-            <w:proofErr w:type="gramEnd"/>
           </w:p>
         </w:tc>
       </w:tr>
@@ -10688,16 +10662,7 @@
           <w:bCs/>
           <w:sz w:val="32"/>
         </w:rPr>
-        <w:t xml:space="preserve">replaced </w:t>
-      </w:r>
-      <w:proofErr w:type="gramStart"/>
-      <w:r>
-        <w:rPr>
-          <w:b/>
-          <w:bCs/>
-          <w:sz w:val="32"/>
-        </w:rPr>
-        <w:t>with</w:t>
+        <w:t>replaced with</w:t>
       </w:r>
       <w:r>
         <w:rPr>
@@ -10719,7 +10684,6 @@
         </w:rPr>
         <w:t>"</w:t>
       </w:r>
-      <w:proofErr w:type="gramEnd"/>
       <w:r>
         <w:rPr>
           <w:rFonts w:ascii="BRH Devanagari" w:hAnsi="BRH Devanagari" w:cs="BRH Devanagari"/>
